--- a/lessons/3-4/downloads/reveal/teacher/3.4-exit-tickets.docx
+++ b/lessons/3-4/downloads/reveal/teacher/3.4-exit-tickets.docx
@@ -4,6 +4,7 @@
   <w:body>
     <w:p>
       <w:pPr>
+        <w:pStyle w:val="Heading1"/>
         <w:tabs>
           <w:tab w:val="left" w:pos="5200"/>
           <w:tab w:val="right" w:leader="underscore" w:pos="9504"/>
@@ -34,7 +35,7 @@
         <w:rPr>
           <w:rFonts w:ascii="Avenir Next" w:hAnsi="Avenir Next" w:cs="Avenir Next" w:eastAsia="Avenir Next"/>
           <w:color w:val="1A1A1A"/>
-          <w:sz w:val="18"/>
+          <w:sz w:val="22"/>
           <w:szCs w:val="18"/>
         </w:rPr>
         <w:t xml:space="preserve">Name</w:t>
@@ -119,7 +120,7 @@
                 <w:rFonts w:ascii="Avenir Next" w:hAnsi="Avenir Next" w:cs="Avenir Next" w:eastAsia="Avenir Next"/>
                 <w:b/>
                 <w:color w:val="1A1A1A"/>
-                <w:sz w:val="20"/>
+                <w:sz w:val="22"/>
                 <w:szCs w:val="20"/>
               </w:rPr>
               <w:t xml:space="preserve">1.</w:t>
@@ -137,7 +138,7 @@
               <w:rPr>
                 <w:rFonts w:ascii="Avenir Next" w:hAnsi="Avenir Next" w:cs="Avenir Next" w:eastAsia="Avenir Next"/>
                 <w:color w:val="1A1A1A"/>
-                <w:sz w:val="20"/>
+                <w:sz w:val="22"/>
                 <w:szCs w:val="20"/>
               </w:rPr>
               <w:t xml:space="preserve">Each box holds 9 crayons (x = boxes, y = crayons). Write the ordered pair for:</w:t>
@@ -192,25 +193,25 @@
                       <w:rFonts w:ascii="Avenir Next" w:hAnsi="Avenir Next" w:cs="Avenir Next" w:eastAsia="Avenir Next"/>
                       <w:b/>
                       <w:color w:val="003A70"/>
+                      <w:sz w:val="22"/>
+                      <w:szCs w:val="20"/>
+                    </w:rPr>
+                    <w:t xml:space="preserve">a.</w:t>
+                  </w:r>
+                  <w:r>
+                    <w:rPr>
+                      <w:rFonts w:ascii="Avenir Next" w:hAnsi="Avenir Next" w:cs="Avenir Next" w:eastAsia="Avenir Next"/>
+                      <w:color w:val="1A1A1A"/>
                       <w:sz w:val="20"/>
                       <w:szCs w:val="20"/>
                     </w:rPr>
-                    <w:t xml:space="preserve">a.</w:t>
-                  </w:r>
-                  <w:r>
-                    <w:rPr>
-                      <w:rFonts w:ascii="Avenir Next" w:hAnsi="Avenir Next" w:cs="Avenir Next" w:eastAsia="Avenir Next"/>
-                      <w:color w:val="1A1A1A"/>
-                      <w:sz w:val="20"/>
-                      <w:szCs w:val="20"/>
-                    </w:rPr>
                     <w:tab/>
                   </w:r>
                   <w:r>
                     <w:rPr>
                       <w:rFonts w:ascii="Avenir Next" w:hAnsi="Avenir Next" w:cs="Avenir Next" w:eastAsia="Avenir Next"/>
                       <w:color w:val="1A1A1A"/>
-                      <w:sz w:val="20"/>
+                      <w:sz w:val="22"/>
                       <w:szCs w:val="20"/>
                     </w:rPr>
                     <w:t xml:space="preserve">2 boxes</w:t>
@@ -254,25 +255,25 @@
                       <w:rFonts w:ascii="Avenir Next" w:hAnsi="Avenir Next" w:cs="Avenir Next" w:eastAsia="Avenir Next"/>
                       <w:b/>
                       <w:color w:val="003A70"/>
+                      <w:sz w:val="22"/>
+                      <w:szCs w:val="20"/>
+                    </w:rPr>
+                    <w:t xml:space="preserve">b.</w:t>
+                  </w:r>
+                  <w:r>
+                    <w:rPr>
+                      <w:rFonts w:ascii="Avenir Next" w:hAnsi="Avenir Next" w:cs="Avenir Next" w:eastAsia="Avenir Next"/>
+                      <w:color w:val="1A1A1A"/>
                       <w:sz w:val="20"/>
                       <w:szCs w:val="20"/>
                     </w:rPr>
-                    <w:t xml:space="preserve">b.</w:t>
-                  </w:r>
-                  <w:r>
-                    <w:rPr>
-                      <w:rFonts w:ascii="Avenir Next" w:hAnsi="Avenir Next" w:cs="Avenir Next" w:eastAsia="Avenir Next"/>
-                      <w:color w:val="1A1A1A"/>
-                      <w:sz w:val="20"/>
-                      <w:szCs w:val="20"/>
-                    </w:rPr>
                     <w:tab/>
                   </w:r>
                   <w:r>
                     <w:rPr>
                       <w:rFonts w:ascii="Avenir Next" w:hAnsi="Avenir Next" w:cs="Avenir Next" w:eastAsia="Avenir Next"/>
                       <w:color w:val="1A1A1A"/>
-                      <w:sz w:val="20"/>
+                      <w:sz w:val="22"/>
                       <w:szCs w:val="20"/>
                     </w:rPr>
                     <w:t xml:space="preserve">4 boxes</w:t>
@@ -399,25 +400,25 @@
                       <w:rFonts w:ascii="Avenir Next" w:hAnsi="Avenir Next" w:cs="Avenir Next" w:eastAsia="Avenir Next"/>
                       <w:b/>
                       <w:color w:val="1A1A1A"/>
+                      <w:sz w:val="22"/>
+                      <w:szCs w:val="20"/>
+                    </w:rPr>
+                    <w:t xml:space="preserve">2.</w:t>
+                  </w:r>
+                  <w:r>
+                    <w:rPr>
+                      <w:rFonts w:ascii="Avenir Next" w:hAnsi="Avenir Next" w:cs="Avenir Next" w:eastAsia="Avenir Next"/>
+                      <w:color w:val="1A1A1A"/>
                       <w:sz w:val="20"/>
                       <w:szCs w:val="20"/>
                     </w:rPr>
-                    <w:t xml:space="preserve">2.</w:t>
-                  </w:r>
-                  <w:r>
-                    <w:rPr>
-                      <w:rFonts w:ascii="Avenir Next" w:hAnsi="Avenir Next" w:cs="Avenir Next" w:eastAsia="Avenir Next"/>
-                      <w:color w:val="1A1A1A"/>
-                      <w:sz w:val="20"/>
-                      <w:szCs w:val="20"/>
-                    </w:rPr>
                     <w:tab/>
                   </w:r>
                   <w:r>
                     <w:rPr>
                       <w:rFonts w:ascii="Avenir Next" w:hAnsi="Avenir Next" w:cs="Avenir Next" w:eastAsia="Avenir Next"/>
                       <w:color w:val="1A1A1A"/>
-                      <w:sz w:val="20"/>
+                      <w:sz w:val="22"/>
                       <w:szCs w:val="20"/>
                     </w:rPr>
                     <w:t xml:space="preserve">Plot (1, 2), (2, 4) and (3, 6). Do they lie on one line through (0, 0)?</w:t>
@@ -436,7 +437,7 @@
                       <w:rFonts w:ascii="Avenir Next" w:hAnsi="Avenir Next" w:cs="Avenir Next" w:eastAsia="Avenir Next"/>
                       <w:b/>
                       <w:color w:val="1A1A1A"/>
-                      <w:sz w:val="18"/>
+                      <w:sz w:val="22"/>
                       <w:szCs w:val="18"/>
                     </w:rPr>
                     <w:t xml:space="preserve">Yes or no</w:t>
@@ -466,7 +467,7 @@
                     <w:drawing>
                       <wp:inline distT="0" distB="0" distL="0" distR="0">
                         <wp:extent cx="1554479" cy="1110342"/>
-                        <wp:docPr id="1" name="Figure 1"/>
+                        <wp:docPr id="1" name="Figure 1" descr="Coordinate grid. Horizontal axis x: 0 to 4, ticks every 1. Vertical axis y: 0 to 8, ticks every 2. Blank grid for the student to plot."/>
                         <a:graphic xmlns:a="http://schemas.openxmlformats.org/drawingml/2006/main">
                           <a:graphicData uri="http://schemas.openxmlformats.org/drawingml/2006/picture">
                             <pic:pic xmlns:pic="http://schemas.openxmlformats.org/drawingml/2006/picture">
@@ -564,7 +565,7 @@
                 <w:rFonts w:ascii="Avenir Next" w:hAnsi="Avenir Next" w:cs="Avenir Next" w:eastAsia="Avenir Next"/>
                 <w:b/>
                 <w:color w:val="1A1A1A"/>
-                <w:sz w:val="20"/>
+                <w:sz w:val="22"/>
                 <w:szCs w:val="20"/>
               </w:rPr>
               <w:t xml:space="preserve">3.</w:t>
@@ -582,7 +583,7 @@
               <w:rPr>
                 <w:rFonts w:ascii="Avenir Next" w:hAnsi="Avenir Next" w:cs="Avenir Next" w:eastAsia="Avenir Next"/>
                 <w:color w:val="1A1A1A"/>
-                <w:sz w:val="20"/>
+                <w:sz w:val="22"/>
                 <w:szCs w:val="20"/>
               </w:rPr>
               <w:t xml:space="preserve">A ratio graph always passes through —</w:t>
@@ -638,25 +639,25 @@
                       <w:rFonts w:ascii="Avenir Next" w:hAnsi="Avenir Next" w:cs="Avenir Next" w:eastAsia="Avenir Next"/>
                       <w:b/>
                       <w:color w:val="003A70"/>
+                      <w:sz w:val="22"/>
+                      <w:szCs w:val="19"/>
+                    </w:rPr>
+                    <w:t xml:space="preserve">A</w:t>
+                  </w:r>
+                  <w:r>
+                    <w:rPr>
+                      <w:rFonts w:ascii="Avenir Next" w:hAnsi="Avenir Next" w:cs="Avenir Next" w:eastAsia="Avenir Next"/>
+                      <w:color w:val="1A1A1A"/>
                       <w:sz w:val="19"/>
                       <w:szCs w:val="19"/>
                     </w:rPr>
-                    <w:t xml:space="preserve">A</w:t>
-                  </w:r>
-                  <w:r>
-                    <w:rPr>
-                      <w:rFonts w:ascii="Avenir Next" w:hAnsi="Avenir Next" w:cs="Avenir Next" w:eastAsia="Avenir Next"/>
-                      <w:color w:val="1A1A1A"/>
-                      <w:sz w:val="19"/>
-                      <w:szCs w:val="19"/>
-                    </w:rPr>
                     <w:tab/>
                   </w:r>
                   <w:r>
                     <w:rPr>
                       <w:rFonts w:ascii="Avenir Next" w:hAnsi="Avenir Next" w:cs="Avenir Next" w:eastAsia="Avenir Next"/>
                       <w:color w:val="1A1A1A"/>
-                      <w:sz w:val="19"/>
+                      <w:sz w:val="22"/>
                       <w:szCs w:val="19"/>
                     </w:rPr>
                     <w:t xml:space="preserve">(1, 1)</w:t>
@@ -681,25 +682,25 @@
                       <w:rFonts w:ascii="Avenir Next" w:hAnsi="Avenir Next" w:cs="Avenir Next" w:eastAsia="Avenir Next"/>
                       <w:b/>
                       <w:color w:val="003A70"/>
+                      <w:sz w:val="22"/>
+                      <w:szCs w:val="19"/>
+                    </w:rPr>
+                    <w:t xml:space="preserve">B</w:t>
+                  </w:r>
+                  <w:r>
+                    <w:rPr>
+                      <w:rFonts w:ascii="Avenir Next" w:hAnsi="Avenir Next" w:cs="Avenir Next" w:eastAsia="Avenir Next"/>
+                      <w:color w:val="1A1A1A"/>
                       <w:sz w:val="19"/>
                       <w:szCs w:val="19"/>
                     </w:rPr>
-                    <w:t xml:space="preserve">B</w:t>
-                  </w:r>
-                  <w:r>
-                    <w:rPr>
-                      <w:rFonts w:ascii="Avenir Next" w:hAnsi="Avenir Next" w:cs="Avenir Next" w:eastAsia="Avenir Next"/>
-                      <w:color w:val="1A1A1A"/>
-                      <w:sz w:val="19"/>
-                      <w:szCs w:val="19"/>
-                    </w:rPr>
                     <w:tab/>
                   </w:r>
                   <w:r>
                     <w:rPr>
                       <w:rFonts w:ascii="Avenir Next" w:hAnsi="Avenir Next" w:cs="Avenir Next" w:eastAsia="Avenir Next"/>
                       <w:color w:val="1A1A1A"/>
-                      <w:sz w:val="19"/>
+                      <w:sz w:val="22"/>
                       <w:szCs w:val="19"/>
                     </w:rPr>
                     <w:t xml:space="preserve">(0, 0)</w:t>
@@ -724,25 +725,25 @@
                       <w:rFonts w:ascii="Avenir Next" w:hAnsi="Avenir Next" w:cs="Avenir Next" w:eastAsia="Avenir Next"/>
                       <w:b/>
                       <w:color w:val="003A70"/>
+                      <w:sz w:val="22"/>
+                      <w:szCs w:val="19"/>
+                    </w:rPr>
+                    <w:t xml:space="preserve">C</w:t>
+                  </w:r>
+                  <w:r>
+                    <w:rPr>
+                      <w:rFonts w:ascii="Avenir Next" w:hAnsi="Avenir Next" w:cs="Avenir Next" w:eastAsia="Avenir Next"/>
+                      <w:color w:val="1A1A1A"/>
                       <w:sz w:val="19"/>
                       <w:szCs w:val="19"/>
                     </w:rPr>
-                    <w:t xml:space="preserve">C</w:t>
-                  </w:r>
-                  <w:r>
-                    <w:rPr>
-                      <w:rFonts w:ascii="Avenir Next" w:hAnsi="Avenir Next" w:cs="Avenir Next" w:eastAsia="Avenir Next"/>
-                      <w:color w:val="1A1A1A"/>
-                      <w:sz w:val="19"/>
-                      <w:szCs w:val="19"/>
-                    </w:rPr>
                     <w:tab/>
                   </w:r>
                   <w:r>
                     <w:rPr>
                       <w:rFonts w:ascii="Avenir Next" w:hAnsi="Avenir Next" w:cs="Avenir Next" w:eastAsia="Avenir Next"/>
                       <w:color w:val="1A1A1A"/>
-                      <w:sz w:val="19"/>
+                      <w:sz w:val="22"/>
                       <w:szCs w:val="19"/>
                     </w:rPr>
                     <w:t xml:space="preserve">(10, 10)</w:t>
@@ -767,25 +768,25 @@
                       <w:rFonts w:ascii="Avenir Next" w:hAnsi="Avenir Next" w:cs="Avenir Next" w:eastAsia="Avenir Next"/>
                       <w:b/>
                       <w:color w:val="003A70"/>
+                      <w:sz w:val="22"/>
+                      <w:szCs w:val="19"/>
+                    </w:rPr>
+                    <w:t xml:space="preserve">D</w:t>
+                  </w:r>
+                  <w:r>
+                    <w:rPr>
+                      <w:rFonts w:ascii="Avenir Next" w:hAnsi="Avenir Next" w:cs="Avenir Next" w:eastAsia="Avenir Next"/>
+                      <w:color w:val="1A1A1A"/>
                       <w:sz w:val="19"/>
                       <w:szCs w:val="19"/>
                     </w:rPr>
-                    <w:t xml:space="preserve">D</w:t>
-                  </w:r>
-                  <w:r>
-                    <w:rPr>
-                      <w:rFonts w:ascii="Avenir Next" w:hAnsi="Avenir Next" w:cs="Avenir Next" w:eastAsia="Avenir Next"/>
-                      <w:color w:val="1A1A1A"/>
-                      <w:sz w:val="19"/>
-                      <w:szCs w:val="19"/>
-                    </w:rPr>
                     <w:tab/>
                   </w:r>
                   <w:r>
                     <w:rPr>
                       <w:rFonts w:ascii="Avenir Next" w:hAnsi="Avenir Next" w:cs="Avenir Next" w:eastAsia="Avenir Next"/>
                       <w:color w:val="1A1A1A"/>
-                      <w:sz w:val="19"/>
+                      <w:sz w:val="22"/>
                       <w:szCs w:val="19"/>
                     </w:rPr>
                     <w:t xml:space="preserve">(0, 1)</w:t>
@@ -835,7 +836,7 @@
         <w:rPr>
           <w:rFonts w:ascii="Avenir Next" w:hAnsi="Avenir Next" w:cs="Avenir Next" w:eastAsia="Avenir Next"/>
           <w:color w:val="1A1A1A"/>
-          <w:sz w:val="17"/>
+          <w:sz w:val="22"/>
           <w:szCs w:val="17"/>
         </w:rPr>
         <w:t xml:space="preserve">  I got it</w:t>
@@ -853,7 +854,7 @@
         <w:rPr>
           <w:rFonts w:ascii="Avenir Next" w:hAnsi="Avenir Next" w:cs="Avenir Next" w:eastAsia="Avenir Next"/>
           <w:color w:val="1A1A1A"/>
-          <w:sz w:val="17"/>
+          <w:sz w:val="22"/>
           <w:szCs w:val="17"/>
         </w:rPr>
         <w:t xml:space="preserve">  Almost</w:t>
@@ -871,7 +872,7 @@
         <w:rPr>
           <w:rFonts w:ascii="Avenir Next" w:hAnsi="Avenir Next" w:cs="Avenir Next" w:eastAsia="Avenir Next"/>
           <w:color w:val="1A1A1A"/>
-          <w:sz w:val="17"/>
+          <w:sz w:val="22"/>
           <w:szCs w:val="17"/>
         </w:rPr>
         <w:t xml:space="preserve">  I need help</w:t>
@@ -928,7 +929,7 @@
         <w:rPr>
           <w:rFonts w:ascii="Avenir Next" w:hAnsi="Avenir Next" w:cs="Avenir Next" w:eastAsia="Avenir Next"/>
           <w:color w:val="1A1A1A"/>
-          <w:sz w:val="18"/>
+          <w:sz w:val="22"/>
           <w:szCs w:val="18"/>
         </w:rPr>
         <w:t xml:space="preserve">Name</w:t>
@@ -1013,7 +1014,7 @@
                 <w:rFonts w:ascii="Avenir Next" w:hAnsi="Avenir Next" w:cs="Avenir Next" w:eastAsia="Avenir Next"/>
                 <w:b/>
                 <w:color w:val="1A1A1A"/>
-                <w:sz w:val="20"/>
+                <w:sz w:val="22"/>
                 <w:szCs w:val="20"/>
               </w:rPr>
               <w:t xml:space="preserve">1.</w:t>
@@ -1031,7 +1032,7 @@
               <w:rPr>
                 <w:rFonts w:ascii="Avenir Next" w:hAnsi="Avenir Next" w:cs="Avenir Next" w:eastAsia="Avenir Next"/>
                 <w:color w:val="1A1A1A"/>
-                <w:sz w:val="20"/>
+                <w:sz w:val="22"/>
                 <w:szCs w:val="20"/>
               </w:rPr>
               <w:t xml:space="preserve">Each box holds 9 crayons (x = boxes, y = crayons). Write the ordered pair for:</w:t>
@@ -1086,25 +1087,25 @@
                       <w:rFonts w:ascii="Avenir Next" w:hAnsi="Avenir Next" w:cs="Avenir Next" w:eastAsia="Avenir Next"/>
                       <w:b/>
                       <w:color w:val="003A70"/>
+                      <w:sz w:val="22"/>
+                      <w:szCs w:val="20"/>
+                    </w:rPr>
+                    <w:t xml:space="preserve">a.</w:t>
+                  </w:r>
+                  <w:r>
+                    <w:rPr>
+                      <w:rFonts w:ascii="Avenir Next" w:hAnsi="Avenir Next" w:cs="Avenir Next" w:eastAsia="Avenir Next"/>
+                      <w:color w:val="1A1A1A"/>
                       <w:sz w:val="20"/>
                       <w:szCs w:val="20"/>
                     </w:rPr>
-                    <w:t xml:space="preserve">a.</w:t>
-                  </w:r>
-                  <w:r>
-                    <w:rPr>
-                      <w:rFonts w:ascii="Avenir Next" w:hAnsi="Avenir Next" w:cs="Avenir Next" w:eastAsia="Avenir Next"/>
-                      <w:color w:val="1A1A1A"/>
-                      <w:sz w:val="20"/>
-                      <w:szCs w:val="20"/>
-                    </w:rPr>
                     <w:tab/>
                   </w:r>
                   <w:r>
                     <w:rPr>
                       <w:rFonts w:ascii="Avenir Next" w:hAnsi="Avenir Next" w:cs="Avenir Next" w:eastAsia="Avenir Next"/>
                       <w:color w:val="1A1A1A"/>
-                      <w:sz w:val="20"/>
+                      <w:sz w:val="22"/>
                       <w:szCs w:val="20"/>
                     </w:rPr>
                     <w:t xml:space="preserve">2 boxes</w:t>
@@ -1148,25 +1149,25 @@
                       <w:rFonts w:ascii="Avenir Next" w:hAnsi="Avenir Next" w:cs="Avenir Next" w:eastAsia="Avenir Next"/>
                       <w:b/>
                       <w:color w:val="003A70"/>
+                      <w:sz w:val="22"/>
+                      <w:szCs w:val="20"/>
+                    </w:rPr>
+                    <w:t xml:space="preserve">b.</w:t>
+                  </w:r>
+                  <w:r>
+                    <w:rPr>
+                      <w:rFonts w:ascii="Avenir Next" w:hAnsi="Avenir Next" w:cs="Avenir Next" w:eastAsia="Avenir Next"/>
+                      <w:color w:val="1A1A1A"/>
                       <w:sz w:val="20"/>
                       <w:szCs w:val="20"/>
                     </w:rPr>
-                    <w:t xml:space="preserve">b.</w:t>
-                  </w:r>
-                  <w:r>
-                    <w:rPr>
-                      <w:rFonts w:ascii="Avenir Next" w:hAnsi="Avenir Next" w:cs="Avenir Next" w:eastAsia="Avenir Next"/>
-                      <w:color w:val="1A1A1A"/>
-                      <w:sz w:val="20"/>
-                      <w:szCs w:val="20"/>
-                    </w:rPr>
                     <w:tab/>
                   </w:r>
                   <w:r>
                     <w:rPr>
                       <w:rFonts w:ascii="Avenir Next" w:hAnsi="Avenir Next" w:cs="Avenir Next" w:eastAsia="Avenir Next"/>
                       <w:color w:val="1A1A1A"/>
-                      <w:sz w:val="20"/>
+                      <w:sz w:val="22"/>
                       <w:szCs w:val="20"/>
                     </w:rPr>
                     <w:t xml:space="preserve">4 boxes</w:t>
@@ -1293,25 +1294,25 @@
                       <w:rFonts w:ascii="Avenir Next" w:hAnsi="Avenir Next" w:cs="Avenir Next" w:eastAsia="Avenir Next"/>
                       <w:b/>
                       <w:color w:val="1A1A1A"/>
+                      <w:sz w:val="22"/>
+                      <w:szCs w:val="20"/>
+                    </w:rPr>
+                    <w:t xml:space="preserve">2.</w:t>
+                  </w:r>
+                  <w:r>
+                    <w:rPr>
+                      <w:rFonts w:ascii="Avenir Next" w:hAnsi="Avenir Next" w:cs="Avenir Next" w:eastAsia="Avenir Next"/>
+                      <w:color w:val="1A1A1A"/>
                       <w:sz w:val="20"/>
                       <w:szCs w:val="20"/>
                     </w:rPr>
-                    <w:t xml:space="preserve">2.</w:t>
-                  </w:r>
-                  <w:r>
-                    <w:rPr>
-                      <w:rFonts w:ascii="Avenir Next" w:hAnsi="Avenir Next" w:cs="Avenir Next" w:eastAsia="Avenir Next"/>
-                      <w:color w:val="1A1A1A"/>
-                      <w:sz w:val="20"/>
-                      <w:szCs w:val="20"/>
-                    </w:rPr>
                     <w:tab/>
                   </w:r>
                   <w:r>
                     <w:rPr>
                       <w:rFonts w:ascii="Avenir Next" w:hAnsi="Avenir Next" w:cs="Avenir Next" w:eastAsia="Avenir Next"/>
                       <w:color w:val="1A1A1A"/>
-                      <w:sz w:val="20"/>
+                      <w:sz w:val="22"/>
                       <w:szCs w:val="20"/>
                     </w:rPr>
                     <w:t xml:space="preserve">Plot (1, 2), (2, 4) and (3, 6). Do they lie on one line through (0, 0)?</w:t>
@@ -1330,7 +1331,7 @@
                       <w:rFonts w:ascii="Avenir Next" w:hAnsi="Avenir Next" w:cs="Avenir Next" w:eastAsia="Avenir Next"/>
                       <w:b/>
                       <w:color w:val="1A1A1A"/>
-                      <w:sz w:val="18"/>
+                      <w:sz w:val="22"/>
                       <w:szCs w:val="18"/>
                     </w:rPr>
                     <w:t xml:space="preserve">Yes or no</w:t>
@@ -1360,7 +1361,7 @@
                     <w:drawing>
                       <wp:inline distT="0" distB="0" distL="0" distR="0">
                         <wp:extent cx="1554479" cy="1110342"/>
-                        <wp:docPr id="2" name="Figure 2"/>
+                        <wp:docPr id="2" name="Figure 2" descr="Coordinate grid. Horizontal axis x: 0 to 4, ticks every 1. Vertical axis y: 0 to 8, ticks every 2. Blank grid for the student to plot."/>
                         <a:graphic xmlns:a="http://schemas.openxmlformats.org/drawingml/2006/main">
                           <a:graphicData uri="http://schemas.openxmlformats.org/drawingml/2006/picture">
                             <pic:pic xmlns:pic="http://schemas.openxmlformats.org/drawingml/2006/picture">
@@ -1458,7 +1459,7 @@
                 <w:rFonts w:ascii="Avenir Next" w:hAnsi="Avenir Next" w:cs="Avenir Next" w:eastAsia="Avenir Next"/>
                 <w:b/>
                 <w:color w:val="1A1A1A"/>
-                <w:sz w:val="20"/>
+                <w:sz w:val="22"/>
                 <w:szCs w:val="20"/>
               </w:rPr>
               <w:t xml:space="preserve">3.</w:t>
@@ -1476,7 +1477,7 @@
               <w:rPr>
                 <w:rFonts w:ascii="Avenir Next" w:hAnsi="Avenir Next" w:cs="Avenir Next" w:eastAsia="Avenir Next"/>
                 <w:color w:val="1A1A1A"/>
-                <w:sz w:val="20"/>
+                <w:sz w:val="22"/>
                 <w:szCs w:val="20"/>
               </w:rPr>
               <w:t xml:space="preserve">A ratio graph always passes through —</w:t>
@@ -1532,25 +1533,25 @@
                       <w:rFonts w:ascii="Avenir Next" w:hAnsi="Avenir Next" w:cs="Avenir Next" w:eastAsia="Avenir Next"/>
                       <w:b/>
                       <w:color w:val="003A70"/>
+                      <w:sz w:val="22"/>
+                      <w:szCs w:val="19"/>
+                    </w:rPr>
+                    <w:t xml:space="preserve">A</w:t>
+                  </w:r>
+                  <w:r>
+                    <w:rPr>
+                      <w:rFonts w:ascii="Avenir Next" w:hAnsi="Avenir Next" w:cs="Avenir Next" w:eastAsia="Avenir Next"/>
+                      <w:color w:val="1A1A1A"/>
                       <w:sz w:val="19"/>
                       <w:szCs w:val="19"/>
                     </w:rPr>
-                    <w:t xml:space="preserve">A</w:t>
-                  </w:r>
-                  <w:r>
-                    <w:rPr>
-                      <w:rFonts w:ascii="Avenir Next" w:hAnsi="Avenir Next" w:cs="Avenir Next" w:eastAsia="Avenir Next"/>
-                      <w:color w:val="1A1A1A"/>
-                      <w:sz w:val="19"/>
-                      <w:szCs w:val="19"/>
-                    </w:rPr>
                     <w:tab/>
                   </w:r>
                   <w:r>
                     <w:rPr>
                       <w:rFonts w:ascii="Avenir Next" w:hAnsi="Avenir Next" w:cs="Avenir Next" w:eastAsia="Avenir Next"/>
                       <w:color w:val="1A1A1A"/>
-                      <w:sz w:val="19"/>
+                      <w:sz w:val="22"/>
                       <w:szCs w:val="19"/>
                     </w:rPr>
                     <w:t xml:space="preserve">(1, 1)</w:t>
@@ -1575,25 +1576,25 @@
                       <w:rFonts w:ascii="Avenir Next" w:hAnsi="Avenir Next" w:cs="Avenir Next" w:eastAsia="Avenir Next"/>
                       <w:b/>
                       <w:color w:val="003A70"/>
+                      <w:sz w:val="22"/>
+                      <w:szCs w:val="19"/>
+                    </w:rPr>
+                    <w:t xml:space="preserve">B</w:t>
+                  </w:r>
+                  <w:r>
+                    <w:rPr>
+                      <w:rFonts w:ascii="Avenir Next" w:hAnsi="Avenir Next" w:cs="Avenir Next" w:eastAsia="Avenir Next"/>
+                      <w:color w:val="1A1A1A"/>
                       <w:sz w:val="19"/>
                       <w:szCs w:val="19"/>
                     </w:rPr>
-                    <w:t xml:space="preserve">B</w:t>
-                  </w:r>
-                  <w:r>
-                    <w:rPr>
-                      <w:rFonts w:ascii="Avenir Next" w:hAnsi="Avenir Next" w:cs="Avenir Next" w:eastAsia="Avenir Next"/>
-                      <w:color w:val="1A1A1A"/>
-                      <w:sz w:val="19"/>
-                      <w:szCs w:val="19"/>
-                    </w:rPr>
                     <w:tab/>
                   </w:r>
                   <w:r>
                     <w:rPr>
                       <w:rFonts w:ascii="Avenir Next" w:hAnsi="Avenir Next" w:cs="Avenir Next" w:eastAsia="Avenir Next"/>
                       <w:color w:val="1A1A1A"/>
-                      <w:sz w:val="19"/>
+                      <w:sz w:val="22"/>
                       <w:szCs w:val="19"/>
                     </w:rPr>
                     <w:t xml:space="preserve">(0, 0)</w:t>
@@ -1618,25 +1619,25 @@
                       <w:rFonts w:ascii="Avenir Next" w:hAnsi="Avenir Next" w:cs="Avenir Next" w:eastAsia="Avenir Next"/>
                       <w:b/>
                       <w:color w:val="003A70"/>
+                      <w:sz w:val="22"/>
+                      <w:szCs w:val="19"/>
+                    </w:rPr>
+                    <w:t xml:space="preserve">C</w:t>
+                  </w:r>
+                  <w:r>
+                    <w:rPr>
+                      <w:rFonts w:ascii="Avenir Next" w:hAnsi="Avenir Next" w:cs="Avenir Next" w:eastAsia="Avenir Next"/>
+                      <w:color w:val="1A1A1A"/>
                       <w:sz w:val="19"/>
                       <w:szCs w:val="19"/>
                     </w:rPr>
-                    <w:t xml:space="preserve">C</w:t>
-                  </w:r>
-                  <w:r>
-                    <w:rPr>
-                      <w:rFonts w:ascii="Avenir Next" w:hAnsi="Avenir Next" w:cs="Avenir Next" w:eastAsia="Avenir Next"/>
-                      <w:color w:val="1A1A1A"/>
-                      <w:sz w:val="19"/>
-                      <w:szCs w:val="19"/>
-                    </w:rPr>
                     <w:tab/>
                   </w:r>
                   <w:r>
                     <w:rPr>
                       <w:rFonts w:ascii="Avenir Next" w:hAnsi="Avenir Next" w:cs="Avenir Next" w:eastAsia="Avenir Next"/>
                       <w:color w:val="1A1A1A"/>
-                      <w:sz w:val="19"/>
+                      <w:sz w:val="22"/>
                       <w:szCs w:val="19"/>
                     </w:rPr>
                     <w:t xml:space="preserve">(10, 10)</w:t>
@@ -1661,25 +1662,25 @@
                       <w:rFonts w:ascii="Avenir Next" w:hAnsi="Avenir Next" w:cs="Avenir Next" w:eastAsia="Avenir Next"/>
                       <w:b/>
                       <w:color w:val="003A70"/>
+                      <w:sz w:val="22"/>
+                      <w:szCs w:val="19"/>
+                    </w:rPr>
+                    <w:t xml:space="preserve">D</w:t>
+                  </w:r>
+                  <w:r>
+                    <w:rPr>
+                      <w:rFonts w:ascii="Avenir Next" w:hAnsi="Avenir Next" w:cs="Avenir Next" w:eastAsia="Avenir Next"/>
+                      <w:color w:val="1A1A1A"/>
                       <w:sz w:val="19"/>
                       <w:szCs w:val="19"/>
                     </w:rPr>
-                    <w:t xml:space="preserve">D</w:t>
-                  </w:r>
-                  <w:r>
-                    <w:rPr>
-                      <w:rFonts w:ascii="Avenir Next" w:hAnsi="Avenir Next" w:cs="Avenir Next" w:eastAsia="Avenir Next"/>
-                      <w:color w:val="1A1A1A"/>
-                      <w:sz w:val="19"/>
-                      <w:szCs w:val="19"/>
-                    </w:rPr>
                     <w:tab/>
                   </w:r>
                   <w:r>
                     <w:rPr>
                       <w:rFonts w:ascii="Avenir Next" w:hAnsi="Avenir Next" w:cs="Avenir Next" w:eastAsia="Avenir Next"/>
                       <w:color w:val="1A1A1A"/>
-                      <w:sz w:val="19"/>
+                      <w:sz w:val="22"/>
                       <w:szCs w:val="19"/>
                     </w:rPr>
                     <w:t xml:space="preserve">(0, 1)</w:t>
@@ -1729,7 +1730,7 @@
         <w:rPr>
           <w:rFonts w:ascii="Avenir Next" w:hAnsi="Avenir Next" w:cs="Avenir Next" w:eastAsia="Avenir Next"/>
           <w:color w:val="1A1A1A"/>
-          <w:sz w:val="17"/>
+          <w:sz w:val="22"/>
           <w:szCs w:val="17"/>
         </w:rPr>
         <w:t xml:space="preserve">  I got it</w:t>
@@ -1747,7 +1748,7 @@
         <w:rPr>
           <w:rFonts w:ascii="Avenir Next" w:hAnsi="Avenir Next" w:cs="Avenir Next" w:eastAsia="Avenir Next"/>
           <w:color w:val="1A1A1A"/>
-          <w:sz w:val="17"/>
+          <w:sz w:val="22"/>
           <w:szCs w:val="17"/>
         </w:rPr>
         <w:t xml:space="preserve">  Almost</w:t>
@@ -1765,7 +1766,7 @@
         <w:rPr>
           <w:rFonts w:ascii="Avenir Next" w:hAnsi="Avenir Next" w:cs="Avenir Next" w:eastAsia="Avenir Next"/>
           <w:color w:val="1A1A1A"/>
-          <w:sz w:val="17"/>
+          <w:sz w:val="22"/>
           <w:szCs w:val="17"/>
         </w:rPr>
         <w:t xml:space="preserve">  I need help</w:t>
@@ -1804,7 +1805,7 @@
         <w:rPr>
           <w:rFonts w:ascii="Avenir Next" w:hAnsi="Avenir Next" w:cs="Avenir Next" w:eastAsia="Avenir Next"/>
           <w:color w:val="1A1A1A"/>
-          <w:sz w:val="18"/>
+          <w:sz w:val="22"/>
           <w:szCs w:val="18"/>
         </w:rPr>
         <w:t xml:space="preserve">Name</w:t>
@@ -1889,7 +1890,7 @@
                 <w:rFonts w:ascii="Avenir Next" w:hAnsi="Avenir Next" w:cs="Avenir Next" w:eastAsia="Avenir Next"/>
                 <w:b/>
                 <w:color w:val="1A1A1A"/>
-                <w:sz w:val="20"/>
+                <w:sz w:val="22"/>
                 <w:szCs w:val="20"/>
               </w:rPr>
               <w:t xml:space="preserve">1.</w:t>
@@ -1907,7 +1908,7 @@
               <w:rPr>
                 <w:rFonts w:ascii="Avenir Next" w:hAnsi="Avenir Next" w:cs="Avenir Next" w:eastAsia="Avenir Next"/>
                 <w:color w:val="1A1A1A"/>
-                <w:sz w:val="20"/>
+                <w:sz w:val="22"/>
                 <w:szCs w:val="20"/>
               </w:rPr>
               <w:t xml:space="preserve">Find the unit rate point (1, r) for a line through:</w:t>
@@ -1962,25 +1963,25 @@
                       <w:rFonts w:ascii="Avenir Next" w:hAnsi="Avenir Next" w:cs="Avenir Next" w:eastAsia="Avenir Next"/>
                       <w:b/>
                       <w:color w:val="003A70"/>
+                      <w:sz w:val="22"/>
+                      <w:szCs w:val="20"/>
+                    </w:rPr>
+                    <w:t xml:space="preserve">a.</w:t>
+                  </w:r>
+                  <w:r>
+                    <w:rPr>
+                      <w:rFonts w:ascii="Avenir Next" w:hAnsi="Avenir Next" w:cs="Avenir Next" w:eastAsia="Avenir Next"/>
+                      <w:color w:val="1A1A1A"/>
                       <w:sz w:val="20"/>
                       <w:szCs w:val="20"/>
                     </w:rPr>
-                    <w:t xml:space="preserve">a.</w:t>
-                  </w:r>
-                  <w:r>
-                    <w:rPr>
-                      <w:rFonts w:ascii="Avenir Next" w:hAnsi="Avenir Next" w:cs="Avenir Next" w:eastAsia="Avenir Next"/>
-                      <w:color w:val="1A1A1A"/>
-                      <w:sz w:val="20"/>
-                      <w:szCs w:val="20"/>
-                    </w:rPr>
                     <w:tab/>
                   </w:r>
                   <w:r>
                     <w:rPr>
                       <w:rFonts w:ascii="Avenir Next" w:hAnsi="Avenir Next" w:cs="Avenir Next" w:eastAsia="Avenir Next"/>
                       <w:color w:val="1A1A1A"/>
-                      <w:sz w:val="20"/>
+                      <w:sz w:val="22"/>
                       <w:szCs w:val="20"/>
                     </w:rPr>
                     <w:t xml:space="preserve">(4, 28)</w:t>
@@ -2024,25 +2025,25 @@
                       <w:rFonts w:ascii="Avenir Next" w:hAnsi="Avenir Next" w:cs="Avenir Next" w:eastAsia="Avenir Next"/>
                       <w:b/>
                       <w:color w:val="003A70"/>
+                      <w:sz w:val="22"/>
+                      <w:szCs w:val="20"/>
+                    </w:rPr>
+                    <w:t xml:space="preserve">b.</w:t>
+                  </w:r>
+                  <w:r>
+                    <w:rPr>
+                      <w:rFonts w:ascii="Avenir Next" w:hAnsi="Avenir Next" w:cs="Avenir Next" w:eastAsia="Avenir Next"/>
+                      <w:color w:val="1A1A1A"/>
                       <w:sz w:val="20"/>
                       <w:szCs w:val="20"/>
                     </w:rPr>
-                    <w:t xml:space="preserve">b.</w:t>
-                  </w:r>
-                  <w:r>
-                    <w:rPr>
-                      <w:rFonts w:ascii="Avenir Next" w:hAnsi="Avenir Next" w:cs="Avenir Next" w:eastAsia="Avenir Next"/>
-                      <w:color w:val="1A1A1A"/>
-                      <w:sz w:val="20"/>
-                      <w:szCs w:val="20"/>
-                    </w:rPr>
                     <w:tab/>
                   </w:r>
                   <w:r>
                     <w:rPr>
                       <w:rFonts w:ascii="Avenir Next" w:hAnsi="Avenir Next" w:cs="Avenir Next" w:eastAsia="Avenir Next"/>
                       <w:color w:val="1A1A1A"/>
-                      <w:sz w:val="20"/>
+                      <w:sz w:val="22"/>
                       <w:szCs w:val="20"/>
                     </w:rPr>
                     <w:t xml:space="preserve">(6, 9)</w:t>
@@ -2135,7 +2136,7 @@
                 <w:rFonts w:ascii="Avenir Next" w:hAnsi="Avenir Next" w:cs="Avenir Next" w:eastAsia="Avenir Next"/>
                 <w:b/>
                 <w:color w:val="1A1A1A"/>
-                <w:sz w:val="20"/>
+                <w:sz w:val="22"/>
                 <w:szCs w:val="20"/>
               </w:rPr>
               <w:t xml:space="preserve">2.</w:t>
@@ -2153,7 +2154,7 @@
               <w:rPr>
                 <w:rFonts w:ascii="Avenir Next" w:hAnsi="Avenir Next" w:cs="Avenir Next" w:eastAsia="Avenir Next"/>
                 <w:color w:val="1A1A1A"/>
-                <w:sz w:val="20"/>
+                <w:sz w:val="22"/>
                 <w:szCs w:val="20"/>
               </w:rPr>
               <w:t xml:space="preserve">A graph of tickets (x) and cost in dollars (y) passes through (2, 10). What does (2, 10) mean? What does one ticket cost?</w:t>
@@ -2290,7 +2291,7 @@
                 <w:rFonts w:ascii="Avenir Next" w:hAnsi="Avenir Next" w:cs="Avenir Next" w:eastAsia="Avenir Next"/>
                 <w:b/>
                 <w:color w:val="1A1A1A"/>
-                <w:sz w:val="20"/>
+                <w:sz w:val="22"/>
                 <w:szCs w:val="20"/>
               </w:rPr>
               <w:t xml:space="preserve">3.</w:t>
@@ -2308,7 +2309,7 @@
               <w:rPr>
                 <w:rFonts w:ascii="Avenir Next" w:hAnsi="Avenir Next" w:cs="Avenir Next" w:eastAsia="Avenir Next"/>
                 <w:color w:val="1A1A1A"/>
-                <w:sz w:val="20"/>
+                <w:sz w:val="22"/>
                 <w:szCs w:val="20"/>
               </w:rPr>
               <w:t xml:space="preserve">On a ratio graph, the origin (0, 0) means —</w:t>
@@ -2362,25 +2363,25 @@
                       <w:rFonts w:ascii="Avenir Next" w:hAnsi="Avenir Next" w:cs="Avenir Next" w:eastAsia="Avenir Next"/>
                       <w:b/>
                       <w:color w:val="003A70"/>
+                      <w:sz w:val="22"/>
+                      <w:szCs w:val="19"/>
+                    </w:rPr>
+                    <w:t xml:space="preserve">A</w:t>
+                  </w:r>
+                  <w:r>
+                    <w:rPr>
+                      <w:rFonts w:ascii="Avenir Next" w:hAnsi="Avenir Next" w:cs="Avenir Next" w:eastAsia="Avenir Next"/>
+                      <w:color w:val="1A1A1A"/>
                       <w:sz w:val="19"/>
                       <w:szCs w:val="19"/>
                     </w:rPr>
-                    <w:t xml:space="preserve">A</w:t>
-                  </w:r>
-                  <w:r>
-                    <w:rPr>
-                      <w:rFonts w:ascii="Avenir Next" w:hAnsi="Avenir Next" w:cs="Avenir Next" w:eastAsia="Avenir Next"/>
-                      <w:color w:val="1A1A1A"/>
-                      <w:sz w:val="19"/>
-                      <w:szCs w:val="19"/>
-                    </w:rPr>
                     <w:tab/>
                   </w:r>
                   <w:r>
                     <w:rPr>
                       <w:rFonts w:ascii="Avenir Next" w:hAnsi="Avenir Next" w:cs="Avenir Next" w:eastAsia="Avenir Next"/>
                       <w:color w:val="1A1A1A"/>
-                      <w:sz w:val="19"/>
+                      <w:sz w:val="22"/>
                       <w:szCs w:val="19"/>
                     </w:rPr>
                     <w:t xml:space="preserve">one of each quantity</w:t>
@@ -2405,25 +2406,25 @@
                       <w:rFonts w:ascii="Avenir Next" w:hAnsi="Avenir Next" w:cs="Avenir Next" w:eastAsia="Avenir Next"/>
                       <w:b/>
                       <w:color w:val="003A70"/>
+                      <w:sz w:val="22"/>
+                      <w:szCs w:val="19"/>
+                    </w:rPr>
+                    <w:t xml:space="preserve">B</w:t>
+                  </w:r>
+                  <w:r>
+                    <w:rPr>
+                      <w:rFonts w:ascii="Avenir Next" w:hAnsi="Avenir Next" w:cs="Avenir Next" w:eastAsia="Avenir Next"/>
+                      <w:color w:val="1A1A1A"/>
                       <w:sz w:val="19"/>
                       <w:szCs w:val="19"/>
                     </w:rPr>
-                    <w:t xml:space="preserve">B</w:t>
-                  </w:r>
-                  <w:r>
-                    <w:rPr>
-                      <w:rFonts w:ascii="Avenir Next" w:hAnsi="Avenir Next" w:cs="Avenir Next" w:eastAsia="Avenir Next"/>
-                      <w:color w:val="1A1A1A"/>
-                      <w:sz w:val="19"/>
-                      <w:szCs w:val="19"/>
-                    </w:rPr>
                     <w:tab/>
                   </w:r>
                   <w:r>
                     <w:rPr>
                       <w:rFonts w:ascii="Avenir Next" w:hAnsi="Avenir Next" w:cs="Avenir Next" w:eastAsia="Avenir Next"/>
                       <w:color w:val="1A1A1A"/>
-                      <w:sz w:val="19"/>
+                      <w:sz w:val="22"/>
                       <w:szCs w:val="19"/>
                     </w:rPr>
                     <w:t xml:space="preserve">none of either quantity</w:t>
@@ -2453,25 +2454,25 @@
                       <w:rFonts w:ascii="Avenir Next" w:hAnsi="Avenir Next" w:cs="Avenir Next" w:eastAsia="Avenir Next"/>
                       <w:b/>
                       <w:color w:val="003A70"/>
+                      <w:sz w:val="22"/>
+                      <w:szCs w:val="19"/>
+                    </w:rPr>
+                    <w:t xml:space="preserve">C</w:t>
+                  </w:r>
+                  <w:r>
+                    <w:rPr>
+                      <w:rFonts w:ascii="Avenir Next" w:hAnsi="Avenir Next" w:cs="Avenir Next" w:eastAsia="Avenir Next"/>
+                      <w:color w:val="1A1A1A"/>
                       <w:sz w:val="19"/>
                       <w:szCs w:val="19"/>
                     </w:rPr>
-                    <w:t xml:space="preserve">C</w:t>
-                  </w:r>
-                  <w:r>
-                    <w:rPr>
-                      <w:rFonts w:ascii="Avenir Next" w:hAnsi="Avenir Next" w:cs="Avenir Next" w:eastAsia="Avenir Next"/>
-                      <w:color w:val="1A1A1A"/>
-                      <w:sz w:val="19"/>
-                      <w:szCs w:val="19"/>
-                    </w:rPr>
                     <w:tab/>
                   </w:r>
                   <w:r>
                     <w:rPr>
                       <w:rFonts w:ascii="Avenir Next" w:hAnsi="Avenir Next" w:cs="Avenir Next" w:eastAsia="Avenir Next"/>
                       <w:color w:val="1A1A1A"/>
-                      <w:sz w:val="19"/>
+                      <w:sz w:val="22"/>
                       <w:szCs w:val="19"/>
                     </w:rPr>
                     <w:t xml:space="preserve">the unit rate</w:t>
@@ -2496,25 +2497,25 @@
                       <w:rFonts w:ascii="Avenir Next" w:hAnsi="Avenir Next" w:cs="Avenir Next" w:eastAsia="Avenir Next"/>
                       <w:b/>
                       <w:color w:val="003A70"/>
+                      <w:sz w:val="22"/>
+                      <w:szCs w:val="19"/>
+                    </w:rPr>
+                    <w:t xml:space="preserve">D</w:t>
+                  </w:r>
+                  <w:r>
+                    <w:rPr>
+                      <w:rFonts w:ascii="Avenir Next" w:hAnsi="Avenir Next" w:cs="Avenir Next" w:eastAsia="Avenir Next"/>
+                      <w:color w:val="1A1A1A"/>
                       <w:sz w:val="19"/>
                       <w:szCs w:val="19"/>
                     </w:rPr>
-                    <w:t xml:space="preserve">D</w:t>
-                  </w:r>
-                  <w:r>
-                    <w:rPr>
-                      <w:rFonts w:ascii="Avenir Next" w:hAnsi="Avenir Next" w:cs="Avenir Next" w:eastAsia="Avenir Next"/>
-                      <w:color w:val="1A1A1A"/>
-                      <w:sz w:val="19"/>
-                      <w:szCs w:val="19"/>
-                    </w:rPr>
                     <w:tab/>
                   </w:r>
                   <w:r>
                     <w:rPr>
                       <w:rFonts w:ascii="Avenir Next" w:hAnsi="Avenir Next" w:cs="Avenir Next" w:eastAsia="Avenir Next"/>
                       <w:color w:val="1A1A1A"/>
-                      <w:sz w:val="19"/>
+                      <w:sz w:val="22"/>
                       <w:szCs w:val="19"/>
                     </w:rPr>
                     <w:t xml:space="preserve">the total amount</w:t>
@@ -2564,7 +2565,7 @@
         <w:rPr>
           <w:rFonts w:ascii="Avenir Next" w:hAnsi="Avenir Next" w:cs="Avenir Next" w:eastAsia="Avenir Next"/>
           <w:color w:val="1A1A1A"/>
-          <w:sz w:val="17"/>
+          <w:sz w:val="22"/>
           <w:szCs w:val="17"/>
         </w:rPr>
         <w:t xml:space="preserve">  I got it</w:t>
@@ -2582,7 +2583,7 @@
         <w:rPr>
           <w:rFonts w:ascii="Avenir Next" w:hAnsi="Avenir Next" w:cs="Avenir Next" w:eastAsia="Avenir Next"/>
           <w:color w:val="1A1A1A"/>
-          <w:sz w:val="17"/>
+          <w:sz w:val="22"/>
           <w:szCs w:val="17"/>
         </w:rPr>
         <w:t xml:space="preserve">  Almost</w:t>
@@ -2600,7 +2601,7 @@
         <w:rPr>
           <w:rFonts w:ascii="Avenir Next" w:hAnsi="Avenir Next" w:cs="Avenir Next" w:eastAsia="Avenir Next"/>
           <w:color w:val="1A1A1A"/>
-          <w:sz w:val="17"/>
+          <w:sz w:val="22"/>
           <w:szCs w:val="17"/>
         </w:rPr>
         <w:t xml:space="preserve">  I need help</w:t>
@@ -2657,7 +2658,7 @@
         <w:rPr>
           <w:rFonts w:ascii="Avenir Next" w:hAnsi="Avenir Next" w:cs="Avenir Next" w:eastAsia="Avenir Next"/>
           <w:color w:val="1A1A1A"/>
-          <w:sz w:val="18"/>
+          <w:sz w:val="22"/>
           <w:szCs w:val="18"/>
         </w:rPr>
         <w:t xml:space="preserve">Name</w:t>
@@ -2742,7 +2743,7 @@
                 <w:rFonts w:ascii="Avenir Next" w:hAnsi="Avenir Next" w:cs="Avenir Next" w:eastAsia="Avenir Next"/>
                 <w:b/>
                 <w:color w:val="1A1A1A"/>
-                <w:sz w:val="20"/>
+                <w:sz w:val="22"/>
                 <w:szCs w:val="20"/>
               </w:rPr>
               <w:t xml:space="preserve">1.</w:t>
@@ -2760,7 +2761,7 @@
               <w:rPr>
                 <w:rFonts w:ascii="Avenir Next" w:hAnsi="Avenir Next" w:cs="Avenir Next" w:eastAsia="Avenir Next"/>
                 <w:color w:val="1A1A1A"/>
-                <w:sz w:val="20"/>
+                <w:sz w:val="22"/>
                 <w:szCs w:val="20"/>
               </w:rPr>
               <w:t xml:space="preserve">Find the unit rate point (1, r) for a line through:</w:t>
@@ -2815,25 +2816,25 @@
                       <w:rFonts w:ascii="Avenir Next" w:hAnsi="Avenir Next" w:cs="Avenir Next" w:eastAsia="Avenir Next"/>
                       <w:b/>
                       <w:color w:val="003A70"/>
+                      <w:sz w:val="22"/>
+                      <w:szCs w:val="20"/>
+                    </w:rPr>
+                    <w:t xml:space="preserve">a.</w:t>
+                  </w:r>
+                  <w:r>
+                    <w:rPr>
+                      <w:rFonts w:ascii="Avenir Next" w:hAnsi="Avenir Next" w:cs="Avenir Next" w:eastAsia="Avenir Next"/>
+                      <w:color w:val="1A1A1A"/>
                       <w:sz w:val="20"/>
                       <w:szCs w:val="20"/>
                     </w:rPr>
-                    <w:t xml:space="preserve">a.</w:t>
-                  </w:r>
-                  <w:r>
-                    <w:rPr>
-                      <w:rFonts w:ascii="Avenir Next" w:hAnsi="Avenir Next" w:cs="Avenir Next" w:eastAsia="Avenir Next"/>
-                      <w:color w:val="1A1A1A"/>
-                      <w:sz w:val="20"/>
-                      <w:szCs w:val="20"/>
-                    </w:rPr>
                     <w:tab/>
                   </w:r>
                   <w:r>
                     <w:rPr>
                       <w:rFonts w:ascii="Avenir Next" w:hAnsi="Avenir Next" w:cs="Avenir Next" w:eastAsia="Avenir Next"/>
                       <w:color w:val="1A1A1A"/>
-                      <w:sz w:val="20"/>
+                      <w:sz w:val="22"/>
                       <w:szCs w:val="20"/>
                     </w:rPr>
                     <w:t xml:space="preserve">(4, 28)</w:t>
@@ -2877,25 +2878,25 @@
                       <w:rFonts w:ascii="Avenir Next" w:hAnsi="Avenir Next" w:cs="Avenir Next" w:eastAsia="Avenir Next"/>
                       <w:b/>
                       <w:color w:val="003A70"/>
+                      <w:sz w:val="22"/>
+                      <w:szCs w:val="20"/>
+                    </w:rPr>
+                    <w:t xml:space="preserve">b.</w:t>
+                  </w:r>
+                  <w:r>
+                    <w:rPr>
+                      <w:rFonts w:ascii="Avenir Next" w:hAnsi="Avenir Next" w:cs="Avenir Next" w:eastAsia="Avenir Next"/>
+                      <w:color w:val="1A1A1A"/>
                       <w:sz w:val="20"/>
                       <w:szCs w:val="20"/>
                     </w:rPr>
-                    <w:t xml:space="preserve">b.</w:t>
-                  </w:r>
-                  <w:r>
-                    <w:rPr>
-                      <w:rFonts w:ascii="Avenir Next" w:hAnsi="Avenir Next" w:cs="Avenir Next" w:eastAsia="Avenir Next"/>
-                      <w:color w:val="1A1A1A"/>
-                      <w:sz w:val="20"/>
-                      <w:szCs w:val="20"/>
-                    </w:rPr>
                     <w:tab/>
                   </w:r>
                   <w:r>
                     <w:rPr>
                       <w:rFonts w:ascii="Avenir Next" w:hAnsi="Avenir Next" w:cs="Avenir Next" w:eastAsia="Avenir Next"/>
                       <w:color w:val="1A1A1A"/>
-                      <w:sz w:val="20"/>
+                      <w:sz w:val="22"/>
                       <w:szCs w:val="20"/>
                     </w:rPr>
                     <w:t xml:space="preserve">(6, 9)</w:t>
@@ -2988,7 +2989,7 @@
                 <w:rFonts w:ascii="Avenir Next" w:hAnsi="Avenir Next" w:cs="Avenir Next" w:eastAsia="Avenir Next"/>
                 <w:b/>
                 <w:color w:val="1A1A1A"/>
-                <w:sz w:val="20"/>
+                <w:sz w:val="22"/>
                 <w:szCs w:val="20"/>
               </w:rPr>
               <w:t xml:space="preserve">2.</w:t>
@@ -3006,7 +3007,7 @@
               <w:rPr>
                 <w:rFonts w:ascii="Avenir Next" w:hAnsi="Avenir Next" w:cs="Avenir Next" w:eastAsia="Avenir Next"/>
                 <w:color w:val="1A1A1A"/>
-                <w:sz w:val="20"/>
+                <w:sz w:val="22"/>
                 <w:szCs w:val="20"/>
               </w:rPr>
               <w:t xml:space="preserve">A graph of tickets (x) and cost in dollars (y) passes through (2, 10). What does (2, 10) mean? What does one ticket cost?</w:t>
@@ -3143,7 +3144,7 @@
                 <w:rFonts w:ascii="Avenir Next" w:hAnsi="Avenir Next" w:cs="Avenir Next" w:eastAsia="Avenir Next"/>
                 <w:b/>
                 <w:color w:val="1A1A1A"/>
-                <w:sz w:val="20"/>
+                <w:sz w:val="22"/>
                 <w:szCs w:val="20"/>
               </w:rPr>
               <w:t xml:space="preserve">3.</w:t>
@@ -3161,7 +3162,7 @@
               <w:rPr>
                 <w:rFonts w:ascii="Avenir Next" w:hAnsi="Avenir Next" w:cs="Avenir Next" w:eastAsia="Avenir Next"/>
                 <w:color w:val="1A1A1A"/>
-                <w:sz w:val="20"/>
+                <w:sz w:val="22"/>
                 <w:szCs w:val="20"/>
               </w:rPr>
               <w:t xml:space="preserve">On a ratio graph, the origin (0, 0) means —</w:t>
@@ -3215,25 +3216,25 @@
                       <w:rFonts w:ascii="Avenir Next" w:hAnsi="Avenir Next" w:cs="Avenir Next" w:eastAsia="Avenir Next"/>
                       <w:b/>
                       <w:color w:val="003A70"/>
+                      <w:sz w:val="22"/>
+                      <w:szCs w:val="19"/>
+                    </w:rPr>
+                    <w:t xml:space="preserve">A</w:t>
+                  </w:r>
+                  <w:r>
+                    <w:rPr>
+                      <w:rFonts w:ascii="Avenir Next" w:hAnsi="Avenir Next" w:cs="Avenir Next" w:eastAsia="Avenir Next"/>
+                      <w:color w:val="1A1A1A"/>
                       <w:sz w:val="19"/>
                       <w:szCs w:val="19"/>
                     </w:rPr>
-                    <w:t xml:space="preserve">A</w:t>
-                  </w:r>
-                  <w:r>
-                    <w:rPr>
-                      <w:rFonts w:ascii="Avenir Next" w:hAnsi="Avenir Next" w:cs="Avenir Next" w:eastAsia="Avenir Next"/>
-                      <w:color w:val="1A1A1A"/>
-                      <w:sz w:val="19"/>
-                      <w:szCs w:val="19"/>
-                    </w:rPr>
                     <w:tab/>
                   </w:r>
                   <w:r>
                     <w:rPr>
                       <w:rFonts w:ascii="Avenir Next" w:hAnsi="Avenir Next" w:cs="Avenir Next" w:eastAsia="Avenir Next"/>
                       <w:color w:val="1A1A1A"/>
-                      <w:sz w:val="19"/>
+                      <w:sz w:val="22"/>
                       <w:szCs w:val="19"/>
                     </w:rPr>
                     <w:t xml:space="preserve">one of each quantity</w:t>
@@ -3258,25 +3259,25 @@
                       <w:rFonts w:ascii="Avenir Next" w:hAnsi="Avenir Next" w:cs="Avenir Next" w:eastAsia="Avenir Next"/>
                       <w:b/>
                       <w:color w:val="003A70"/>
+                      <w:sz w:val="22"/>
+                      <w:szCs w:val="19"/>
+                    </w:rPr>
+                    <w:t xml:space="preserve">B</w:t>
+                  </w:r>
+                  <w:r>
+                    <w:rPr>
+                      <w:rFonts w:ascii="Avenir Next" w:hAnsi="Avenir Next" w:cs="Avenir Next" w:eastAsia="Avenir Next"/>
+                      <w:color w:val="1A1A1A"/>
                       <w:sz w:val="19"/>
                       <w:szCs w:val="19"/>
                     </w:rPr>
-                    <w:t xml:space="preserve">B</w:t>
-                  </w:r>
-                  <w:r>
-                    <w:rPr>
-                      <w:rFonts w:ascii="Avenir Next" w:hAnsi="Avenir Next" w:cs="Avenir Next" w:eastAsia="Avenir Next"/>
-                      <w:color w:val="1A1A1A"/>
-                      <w:sz w:val="19"/>
-                      <w:szCs w:val="19"/>
-                    </w:rPr>
                     <w:tab/>
                   </w:r>
                   <w:r>
                     <w:rPr>
                       <w:rFonts w:ascii="Avenir Next" w:hAnsi="Avenir Next" w:cs="Avenir Next" w:eastAsia="Avenir Next"/>
                       <w:color w:val="1A1A1A"/>
-                      <w:sz w:val="19"/>
+                      <w:sz w:val="22"/>
                       <w:szCs w:val="19"/>
                     </w:rPr>
                     <w:t xml:space="preserve">none of either quantity</w:t>
@@ -3306,25 +3307,25 @@
                       <w:rFonts w:ascii="Avenir Next" w:hAnsi="Avenir Next" w:cs="Avenir Next" w:eastAsia="Avenir Next"/>
                       <w:b/>
                       <w:color w:val="003A70"/>
+                      <w:sz w:val="22"/>
+                      <w:szCs w:val="19"/>
+                    </w:rPr>
+                    <w:t xml:space="preserve">C</w:t>
+                  </w:r>
+                  <w:r>
+                    <w:rPr>
+                      <w:rFonts w:ascii="Avenir Next" w:hAnsi="Avenir Next" w:cs="Avenir Next" w:eastAsia="Avenir Next"/>
+                      <w:color w:val="1A1A1A"/>
                       <w:sz w:val="19"/>
                       <w:szCs w:val="19"/>
                     </w:rPr>
-                    <w:t xml:space="preserve">C</w:t>
-                  </w:r>
-                  <w:r>
-                    <w:rPr>
-                      <w:rFonts w:ascii="Avenir Next" w:hAnsi="Avenir Next" w:cs="Avenir Next" w:eastAsia="Avenir Next"/>
-                      <w:color w:val="1A1A1A"/>
-                      <w:sz w:val="19"/>
-                      <w:szCs w:val="19"/>
-                    </w:rPr>
                     <w:tab/>
                   </w:r>
                   <w:r>
                     <w:rPr>
                       <w:rFonts w:ascii="Avenir Next" w:hAnsi="Avenir Next" w:cs="Avenir Next" w:eastAsia="Avenir Next"/>
                       <w:color w:val="1A1A1A"/>
-                      <w:sz w:val="19"/>
+                      <w:sz w:val="22"/>
                       <w:szCs w:val="19"/>
                     </w:rPr>
                     <w:t xml:space="preserve">the unit rate</w:t>
@@ -3349,25 +3350,25 @@
                       <w:rFonts w:ascii="Avenir Next" w:hAnsi="Avenir Next" w:cs="Avenir Next" w:eastAsia="Avenir Next"/>
                       <w:b/>
                       <w:color w:val="003A70"/>
+                      <w:sz w:val="22"/>
+                      <w:szCs w:val="19"/>
+                    </w:rPr>
+                    <w:t xml:space="preserve">D</w:t>
+                  </w:r>
+                  <w:r>
+                    <w:rPr>
+                      <w:rFonts w:ascii="Avenir Next" w:hAnsi="Avenir Next" w:cs="Avenir Next" w:eastAsia="Avenir Next"/>
+                      <w:color w:val="1A1A1A"/>
                       <w:sz w:val="19"/>
                       <w:szCs w:val="19"/>
                     </w:rPr>
-                    <w:t xml:space="preserve">D</w:t>
-                  </w:r>
-                  <w:r>
-                    <w:rPr>
-                      <w:rFonts w:ascii="Avenir Next" w:hAnsi="Avenir Next" w:cs="Avenir Next" w:eastAsia="Avenir Next"/>
-                      <w:color w:val="1A1A1A"/>
-                      <w:sz w:val="19"/>
-                      <w:szCs w:val="19"/>
-                    </w:rPr>
                     <w:tab/>
                   </w:r>
                   <w:r>
                     <w:rPr>
                       <w:rFonts w:ascii="Avenir Next" w:hAnsi="Avenir Next" w:cs="Avenir Next" w:eastAsia="Avenir Next"/>
                       <w:color w:val="1A1A1A"/>
-                      <w:sz w:val="19"/>
+                      <w:sz w:val="22"/>
                       <w:szCs w:val="19"/>
                     </w:rPr>
                     <w:t xml:space="preserve">the total amount</w:t>
@@ -3417,7 +3418,7 @@
         <w:rPr>
           <w:rFonts w:ascii="Avenir Next" w:hAnsi="Avenir Next" w:cs="Avenir Next" w:eastAsia="Avenir Next"/>
           <w:color w:val="1A1A1A"/>
-          <w:sz w:val="17"/>
+          <w:sz w:val="22"/>
           <w:szCs w:val="17"/>
         </w:rPr>
         <w:t xml:space="preserve">  I got it</w:t>
@@ -3435,7 +3436,7 @@
         <w:rPr>
           <w:rFonts w:ascii="Avenir Next" w:hAnsi="Avenir Next" w:cs="Avenir Next" w:eastAsia="Avenir Next"/>
           <w:color w:val="1A1A1A"/>
-          <w:sz w:val="17"/>
+          <w:sz w:val="22"/>
           <w:szCs w:val="17"/>
         </w:rPr>
         <w:t xml:space="preserve">  Almost</w:t>
@@ -3453,7 +3454,7 @@
         <w:rPr>
           <w:rFonts w:ascii="Avenir Next" w:hAnsi="Avenir Next" w:cs="Avenir Next" w:eastAsia="Avenir Next"/>
           <w:color w:val="1A1A1A"/>
-          <w:sz w:val="17"/>
+          <w:sz w:val="22"/>
           <w:szCs w:val="17"/>
         </w:rPr>
         <w:t xml:space="preserve">  I need help</w:t>
@@ -3547,7 +3548,106 @@
               <w:sz w:val="15"/>
               <w:szCs w:val="15"/>
             </w:rPr>
-            <w:t xml:space="preserve">Lesson 3-4  ·  Exit Tickets  ·  two per page</w:t>
+            <w:t xml:space="preserve">3-4 · Page </w:t>
+          </w:r>
+          <w:r>
+            <w:rPr>
+              <w:rFonts w:ascii="Avenir Next" w:hAnsi="Avenir Next" w:cs="Avenir Next" w:eastAsia="Avenir Next"/>
+              <w:color w:val="5A5F66"/>
+              <w:sz w:val="15"/>
+              <w:szCs w:val="15"/>
+            </w:rPr>
+            <w:fldChar w:fldCharType="begin"/>
+          </w:r>
+          <w:r>
+            <w:rPr>
+              <w:rFonts w:ascii="Avenir Next" w:hAnsi="Avenir Next" w:cs="Avenir Next" w:eastAsia="Avenir Next"/>
+              <w:color w:val="5A5F66"/>
+              <w:sz w:val="15"/>
+              <w:szCs w:val="15"/>
+            </w:rPr>
+            <w:instrText xml:space="preserve"> PAGE </w:instrText>
+          </w:r>
+          <w:r>
+            <w:rPr>
+              <w:rFonts w:ascii="Avenir Next" w:hAnsi="Avenir Next" w:cs="Avenir Next" w:eastAsia="Avenir Next"/>
+              <w:color w:val="5A5F66"/>
+              <w:sz w:val="15"/>
+              <w:szCs w:val="15"/>
+            </w:rPr>
+            <w:fldChar w:fldCharType="separate"/>
+          </w:r>
+          <w:r>
+            <w:rPr>
+              <w:rFonts w:ascii="Avenir Next" w:hAnsi="Avenir Next" w:cs="Avenir Next" w:eastAsia="Avenir Next"/>
+              <w:color w:val="5A5F66"/>
+              <w:sz w:val="15"/>
+              <w:szCs w:val="15"/>
+            </w:rPr>
+            <w:t xml:space="preserve">1</w:t>
+          </w:r>
+          <w:r>
+            <w:rPr>
+              <w:rFonts w:ascii="Avenir Next" w:hAnsi="Avenir Next" w:cs="Avenir Next" w:eastAsia="Avenir Next"/>
+              <w:color w:val="5A5F66"/>
+              <w:sz w:val="15"/>
+              <w:szCs w:val="15"/>
+            </w:rPr>
+            <w:fldChar w:fldCharType="end"/>
+          </w:r>
+          <w:r>
+            <w:rPr>
+              <w:rFonts w:ascii="Avenir Next" w:hAnsi="Avenir Next" w:cs="Avenir Next" w:eastAsia="Avenir Next"/>
+              <w:color w:val="5A5F66"/>
+              <w:sz w:val="15"/>
+              <w:szCs w:val="15"/>
+            </w:rPr>
+            <w:t xml:space="preserve"> of </w:t>
+          </w:r>
+          <w:r>
+            <w:rPr>
+              <w:rFonts w:ascii="Avenir Next" w:hAnsi="Avenir Next" w:cs="Avenir Next" w:eastAsia="Avenir Next"/>
+              <w:color w:val="5A5F66"/>
+              <w:sz w:val="15"/>
+              <w:szCs w:val="15"/>
+            </w:rPr>
+            <w:fldChar w:fldCharType="begin"/>
+          </w:r>
+          <w:r>
+            <w:rPr>
+              <w:rFonts w:ascii="Avenir Next" w:hAnsi="Avenir Next" w:cs="Avenir Next" w:eastAsia="Avenir Next"/>
+              <w:color w:val="5A5F66"/>
+              <w:sz w:val="15"/>
+              <w:szCs w:val="15"/>
+            </w:rPr>
+            <w:instrText xml:space="preserve"> NUMPAGES </w:instrText>
+          </w:r>
+          <w:r>
+            <w:rPr>
+              <w:rFonts w:ascii="Avenir Next" w:hAnsi="Avenir Next" w:cs="Avenir Next" w:eastAsia="Avenir Next"/>
+              <w:color w:val="5A5F66"/>
+              <w:sz w:val="15"/>
+              <w:szCs w:val="15"/>
+            </w:rPr>
+            <w:fldChar w:fldCharType="separate"/>
+          </w:r>
+          <w:r>
+            <w:rPr>
+              <w:rFonts w:ascii="Avenir Next" w:hAnsi="Avenir Next" w:cs="Avenir Next" w:eastAsia="Avenir Next"/>
+              <w:color w:val="5A5F66"/>
+              <w:sz w:val="15"/>
+              <w:szCs w:val="15"/>
+            </w:rPr>
+            <w:t xml:space="preserve">1</w:t>
+          </w:r>
+          <w:r>
+            <w:rPr>
+              <w:rFonts w:ascii="Avenir Next" w:hAnsi="Avenir Next" w:cs="Avenir Next" w:eastAsia="Avenir Next"/>
+              <w:color w:val="5A5F66"/>
+              <w:sz w:val="15"/>
+              <w:szCs w:val="15"/>
+            </w:rPr>
+            <w:fldChar w:fldCharType="end"/>
           </w:r>
         </w:p>
       </w:tc>
@@ -3590,5 +3690,23 @@
       </w:tblCellMar>
     </w:tblPr>
   </w:style>
+  <w:style w:type="paragraph" w:styleId="Heading1">
+    <w:name w:val="heading 1"/>
+    <w:basedOn w:val="Normal"/>
+    <w:pPr>
+      <w:outlineLvl w:val="0"/>
+      <w:keepNext w:val="0"/>
+      <w:keepLines w:val="0"/>
+    </w:pPr>
+  </w:style>
+  <w:style w:type="paragraph" w:styleId="Heading2">
+    <w:name w:val="heading 2"/>
+    <w:basedOn w:val="Normal"/>
+    <w:pPr>
+      <w:outlineLvl w:val="1"/>
+      <w:keepNext w:val="0"/>
+      <w:keepLines w:val="0"/>
+    </w:pPr>
+  </w:style>
 </w:styles>
 </file>